--- a/public/files/iqac/downloads/EOMS/MDF/WORD/00_MDI_01 MASTER LIST OF SM DOCUMENTS INFORMATION.docx
+++ b/public/files/iqac/downloads/EOMS/MDF/WORD/00_MDI_01 MASTER LIST OF SM DOCUMENTS INFORMATION.docx
@@ -2,7 +2,6 @@
 <file path=word/document.xml><?xml version="1.0" encoding="utf-8"?>
 <w:document xmlns:ve="http://schemas.openxmlformats.org/markup-compatibility/2006" xmlns:o="urn:schemas-microsoft-com:office:office" xmlns:r="http://schemas.openxmlformats.org/officeDocument/2006/relationships" xmlns:m="http://schemas.openxmlformats.org/officeDocument/2006/math" xmlns:v="urn:schemas-microsoft-com:vml" xmlns:wp="http://schemas.openxmlformats.org/drawingml/2006/wordprocessingDrawing" xmlns:w10="urn:schemas-microsoft-com:office:word" xmlns:w="http://schemas.openxmlformats.org/wordprocessingml/2006/main" xmlns:wne="http://schemas.microsoft.com/office/word/2006/wordml">
   <w:body>
-    <w:p/>
     <w:p/>
     <w:tbl>
       <w:tblPr>
@@ -148,7 +147,16 @@
                 <w:sz w:val="24"/>
                 <w:szCs w:val="24"/>
               </w:rPr>
-              <w:t>DI/01</w:t>
+              <w:t>DI/0</w:t>
+            </w:r>
+            <w:r>
+              <w:rPr>
+                <w:rFonts w:ascii="Times New Roman" w:hAnsi="Times New Roman"/>
+                <w:b/>
+                <w:sz w:val="24"/>
+                <w:szCs w:val="24"/>
+              </w:rPr>
+              <w:t>3</w:t>
             </w:r>
           </w:p>
         </w:tc>
@@ -326,7 +334,7 @@
                 <w:sz w:val="24"/>
                 <w:szCs w:val="24"/>
               </w:rPr>
-              <w:t>MASTER LIST OF DOCUMENTS</w:t>
+              <w:t xml:space="preserve">MASTER LIST OF </w:t>
             </w:r>
             <w:r>
               <w:rPr>
@@ -335,24 +343,17 @@
                 <w:sz w:val="24"/>
                 <w:szCs w:val="24"/>
               </w:rPr>
-              <w:t xml:space="preserve"> INFORMATION</w:t>
-            </w:r>
-          </w:p>
-        </w:tc>
-        <w:tc>
-          <w:tcPr>
-            <w:tcW w:w="1229" w:type="dxa"/>
-            <w:vAlign w:val="center"/>
-          </w:tcPr>
-          <w:p>
-            <w:pPr>
+              <w:t xml:space="preserve">SYSTEM MANUAL </w:t>
+            </w:r>
+            <w:r>
               <w:rPr>
                 <w:rFonts w:ascii="Times New Roman" w:hAnsi="Times New Roman"/>
                 <w:b/>
                 <w:sz w:val="24"/>
                 <w:szCs w:val="24"/>
               </w:rPr>
-            </w:pPr>
+              <w:t>DOCUMENTS</w:t>
+            </w:r>
             <w:r>
               <w:rPr>
                 <w:rFonts w:ascii="Times New Roman" w:hAnsi="Times New Roman"/>
@@ -360,13 +361,13 @@
                 <w:sz w:val="24"/>
                 <w:szCs w:val="24"/>
               </w:rPr>
-              <w:t>Issue. No</w:t>
-            </w:r>
-          </w:p>
-        </w:tc>
-        <w:tc>
-          <w:tcPr>
-            <w:tcW w:w="1651" w:type="dxa"/>
+              <w:t xml:space="preserve"> INFORMATION</w:t>
+            </w:r>
+          </w:p>
+        </w:tc>
+        <w:tc>
+          <w:tcPr>
+            <w:tcW w:w="1229" w:type="dxa"/>
             <w:vAlign w:val="center"/>
           </w:tcPr>
           <w:p>
@@ -385,6 +386,31 @@
                 <w:sz w:val="24"/>
                 <w:szCs w:val="24"/>
               </w:rPr>
+              <w:t>Issue. No</w:t>
+            </w:r>
+          </w:p>
+        </w:tc>
+        <w:tc>
+          <w:tcPr>
+            <w:tcW w:w="1651" w:type="dxa"/>
+            <w:vAlign w:val="center"/>
+          </w:tcPr>
+          <w:p>
+            <w:pPr>
+              <w:rPr>
+                <w:rFonts w:ascii="Times New Roman" w:hAnsi="Times New Roman"/>
+                <w:b/>
+                <w:sz w:val="24"/>
+                <w:szCs w:val="24"/>
+              </w:rPr>
+            </w:pPr>
+            <w:r>
+              <w:rPr>
+                <w:rFonts w:ascii="Times New Roman" w:hAnsi="Times New Roman"/>
+                <w:b/>
+                <w:sz w:val="24"/>
+                <w:szCs w:val="24"/>
+              </w:rPr>
               <w:t>00</w:t>
             </w:r>
           </w:p>
@@ -392,7 +418,6 @@
       </w:tr>
       <w:bookmarkEnd w:id="0"/>
     </w:tbl>
-    <w:p/>
     <w:p/>
     <w:tbl>
       <w:tblPr>
@@ -32366,6 +32391,161 @@
               <w:rPr>
                 <w:rFonts w:ascii="Times New Roman" w:hAnsi="Times New Roman"/>
                 <w:color w:val="000000"/>
+              </w:rPr>
+            </w:pPr>
+            <w:r>
+              <w:rPr>
+                <w:rFonts w:ascii="Times New Roman" w:hAnsi="Times New Roman" w:cs="Times New Roman"/>
+              </w:rPr>
+              <w:t>01.01.2026</w:t>
+            </w:r>
+          </w:p>
+        </w:tc>
+      </w:tr>
+      <w:tr>
+        <w:trPr>
+          <w:trHeight w:val="516"/>
+          <w:jc w:val="center"/>
+        </w:trPr>
+        <w:tc>
+          <w:tcPr>
+            <w:tcW w:w="712" w:type="dxa"/>
+            <w:vAlign w:val="center"/>
+          </w:tcPr>
+          <w:p>
+            <w:pPr>
+              <w:pStyle w:val="ListParagraph"/>
+              <w:numPr>
+                <w:ilvl w:val="0"/>
+                <w:numId w:val="1"/>
+              </w:numPr>
+              <w:rPr>
+                <w:rFonts w:ascii="Times New Roman" w:hAnsi="Times New Roman" w:cs="Times New Roman"/>
+              </w:rPr>
+            </w:pPr>
+          </w:p>
+        </w:tc>
+        <w:tc>
+          <w:tcPr>
+            <w:tcW w:w="794" w:type="dxa"/>
+            <w:vAlign w:val="center"/>
+          </w:tcPr>
+          <w:p>
+            <w:pPr>
+              <w:rPr>
+                <w:rFonts w:ascii="Times New Roman" w:hAnsi="Times New Roman" w:cs="Times New Roman"/>
+              </w:rPr>
+            </w:pPr>
+            <w:r>
+              <w:rPr>
+                <w:rFonts w:ascii="Times New Roman" w:hAnsi="Times New Roman" w:cs="Times New Roman"/>
+              </w:rPr>
+              <w:t>21</w:t>
+            </w:r>
+          </w:p>
+        </w:tc>
+        <w:tc>
+          <w:tcPr>
+            <w:tcW w:w="1335" w:type="dxa"/>
+            <w:vAlign w:val="center"/>
+          </w:tcPr>
+          <w:p>
+            <w:pPr>
+              <w:rPr>
+                <w:rFonts w:ascii="Times New Roman" w:hAnsi="Times New Roman" w:cs="Times New Roman"/>
+              </w:rPr>
+            </w:pPr>
+            <w:r>
+              <w:rPr>
+                <w:rFonts w:ascii="Times New Roman" w:hAnsi="Times New Roman" w:cs="Times New Roman"/>
+              </w:rPr>
+              <w:t>CDC</w:t>
+            </w:r>
+          </w:p>
+        </w:tc>
+        <w:tc>
+          <w:tcPr>
+            <w:tcW w:w="1140" w:type="dxa"/>
+            <w:vAlign w:val="center"/>
+          </w:tcPr>
+          <w:p>
+            <w:pPr>
+              <w:jc w:val="left"/>
+              <w:rPr>
+                <w:rFonts w:ascii="Times New Roman" w:hAnsi="Times New Roman"/>
+              </w:rPr>
+            </w:pPr>
+            <w:r>
+              <w:rPr>
+                <w:rFonts w:ascii="Times New Roman" w:hAnsi="Times New Roman"/>
+              </w:rPr>
+              <w:t>CDC-13</w:t>
+            </w:r>
+          </w:p>
+        </w:tc>
+        <w:tc>
+          <w:tcPr>
+            <w:tcW w:w="3564" w:type="dxa"/>
+            <w:vAlign w:val="center"/>
+          </w:tcPr>
+          <w:p>
+            <w:pPr>
+              <w:jc w:val="left"/>
+              <w:rPr>
+                <w:rFonts w:ascii="Times New Roman" w:hAnsi="Times New Roman"/>
+              </w:rPr>
+            </w:pPr>
+            <w:r>
+              <w:rPr>
+                <w:rFonts w:ascii="Times New Roman" w:hAnsi="Times New Roman"/>
+              </w:rPr>
+              <w:t>Form for Readmission</w:t>
+            </w:r>
+          </w:p>
+        </w:tc>
+        <w:tc>
+          <w:tcPr>
+            <w:tcW w:w="1035" w:type="dxa"/>
+            <w:vAlign w:val="center"/>
+          </w:tcPr>
+          <w:p>
+            <w:pPr>
+              <w:rPr>
+                <w:rFonts w:ascii="Times New Roman" w:hAnsi="Times New Roman" w:cs="Times New Roman"/>
+              </w:rPr>
+            </w:pPr>
+          </w:p>
+        </w:tc>
+        <w:tc>
+          <w:tcPr>
+            <w:tcW w:w="638" w:type="dxa"/>
+            <w:vAlign w:val="center"/>
+          </w:tcPr>
+          <w:p>
+            <w:pPr>
+              <w:rPr>
+                <w:rFonts w:ascii="Times New Roman" w:hAnsi="Times New Roman"/>
+                <w:color w:val="000000"/>
+              </w:rPr>
+            </w:pPr>
+            <w:r>
+              <w:rPr>
+                <w:rFonts w:ascii="Times New Roman" w:hAnsi="Times New Roman"/>
+                <w:color w:val="000000"/>
+              </w:rPr>
+              <w:t>0</w:t>
+            </w:r>
+          </w:p>
+        </w:tc>
+        <w:tc>
+          <w:tcPr>
+            <w:tcW w:w="1324" w:type="dxa"/>
+            <w:vAlign w:val="center"/>
+          </w:tcPr>
+          <w:p>
+            <w:pPr>
+              <w:rPr>
+                <w:rFonts w:ascii="Times New Roman" w:hAnsi="Times New Roman" w:cs="Times New Roman"/>
               </w:rPr>
             </w:pPr>
             <w:r>
